--- a/docs/Plano_de_Estudos_P1_08-10-2026.docx
+++ b/docs/Plano_de_Estudos_P1_08-10-2026.docx
@@ -26,7 +26,7 @@
           <w:color w:val="3477A8"/>
           <w:sz w:val="26"/>
         </w:rPr>
-        <w:t>P1 ? ?lgebra Linear Computacional  |  04 a 08 de outubro de 2026</w:t>
+        <w:t>P1 – Álgebra Linear Computacional  |  04 a 08 de outubro de 2026</w:t>
       </w:r>
     </w:p>
     <w:tbl>
@@ -61,7 +61,7 @@
                 <w:color w:val="17365D"/>
                 <w:sz w:val="18"/>
               </w:rPr>
-              <w:t>Carga planejada: 14 horas l?quidas ? domingo 8h + segunda, ter?a e quarta 2h por dia. Pausas e refei??es ficam fora da contagem.</w:t>
+              <w:t>Carga planejada: 14 horas líquidas – domingo 8h + segunda, terça e quarta 2h por dia. Pausas e refeições ficam fora da contagem.</w:t>
             </w:r>
           </w:p>
         </w:tc>
@@ -77,17 +77,17 @@
         <w:pStyle w:val="Heading1"/>
       </w:pPr>
       <w:r>
-        <w:t>Ponto de partida e estrat?gia</w:t>
+        <w:t>Ponto de partida e estratégia</w:t>
       </w:r>
     </w:p>
     <w:p>
       <w:r>
-        <w:t>Voc? j? refez a Lista 1 inteira hoje e acertou a maioria; tamb?m come?ou a P1 de 2025. Portanto, n?o vale gastar o domingo refazendo tudo do zero. O maior retorno agora ? fechar a P1, atacar a Lista 2 e corrigir lacunas espec?ficas da Lista 1.</w:t>
+        <w:t>Você já refez a Lista 1 inteira hoje e acertou a maioria; também começou a P1 de 2025. Portanto, não vale gastar o domingo refazendo tudo do zero. O maior retorno agora é fechar a P1, atacar a Lista 2 e corrigir lacunas específicas da Lista 1.</w:t>
       </w:r>
     </w:p>
     <w:p>
       <w:r>
-        <w:t>A P1 anterior cobra independ?ncia linear/span e transforma??es; coordenadas e mudan?a de base em polin?mios; autovalores/autovetores; produto interno e demonstra??o; e norma-p de matriz com implementa??o. A Lista 2 coincide diretamente com v?rios desses t?picos.</w:t>
+        <w:t>A P1 anterior cobra independência linear/span e transformações; coordenadas e mudança de base em polinômios; autovalores/autovetores; produto interno e demonstração; e norma-p de matriz com implementação. A Lista 2 coincide diretamente com vários desses tópicos.</w:t>
       </w:r>
     </w:p>
     <w:p>
@@ -219,7 +219,7 @@
                 <w:b w:val="0"/>
                 <w:sz w:val="16"/>
               </w:rPr>
-              <w:t>1 ? Essencial</w:t>
+              <w:t>1 – Essencial</w:t>
             </w:r>
           </w:p>
         </w:tc>
@@ -245,7 +245,7 @@
                 <w:b w:val="0"/>
                 <w:sz w:val="16"/>
               </w:rPr>
-              <w:t>P1 2025 + Lista 2 (Q1?Q5)</w:t>
+              <w:t>P1 2025 + Lista 2 (Q1–Q5)</w:t>
             </w:r>
           </w:p>
         </w:tc>
@@ -271,7 +271,7 @@
                 <w:b w:val="0"/>
                 <w:sz w:val="16"/>
               </w:rPr>
-              <w:t>Resolver, justificar e conferir: subespa?os/span, bases e mudan?a de coordenadas, produto interno/ortogonalidade, autovalores e normas.</w:t>
+              <w:t>Resolver, justificar e conferir: subespaços/span, bases e mudança de coordenadas, produto interno/ortogonalidade, autovalores e normas.</w:t>
             </w:r>
           </w:p>
         </w:tc>
@@ -300,7 +300,7 @@
                 <w:b w:val="0"/>
                 <w:sz w:val="16"/>
               </w:rPr>
-              <w:t>2 ? Consolidar</w:t>
+              <w:t>2 – Consolidar</w:t>
             </w:r>
           </w:p>
         </w:tc>
@@ -327,7 +327,7 @@
                 <w:b w:val="0"/>
                 <w:sz w:val="16"/>
               </w:rPr>
-              <w:t>P1 exerc?cio (p?gs. 2?7) + Schaum/Ford indicados</w:t>
+              <w:t>P1 exercício (págs. 2–7) + Schaum/Ford indicados</w:t>
             </w:r>
           </w:p>
         </w:tc>
@@ -354,7 +354,7 @@
                 <w:b w:val="0"/>
                 <w:sz w:val="16"/>
               </w:rPr>
-              <w:t>Fazer primeiro; consultar solu??es apenas depois. Focar nos itens que praticam os mesmos conceitos da P1 e da Lista 2.</w:t>
+              <w:t>Fazer primeiro; consultar soluções apenas depois. Focar nos itens que praticam os mesmos conceitos da P1 e da Lista 2.</w:t>
             </w:r>
           </w:p>
         </w:tc>
@@ -382,7 +382,7 @@
                 <w:b w:val="0"/>
                 <w:sz w:val="16"/>
               </w:rPr>
-              <w:t>3 ? Revis?o seletiva</w:t>
+              <w:t>3 – Revisão seletiva</w:t>
             </w:r>
           </w:p>
         </w:tc>
@@ -408,7 +408,7 @@
                 <w:b w:val="0"/>
                 <w:sz w:val="16"/>
               </w:rPr>
-              <w:t>Lista 1, j? refeita</w:t>
+              <w:t>Lista 1, já refeita</w:t>
             </w:r>
           </w:p>
         </w:tc>
@@ -434,7 +434,7 @@
                 <w:b w:val="0"/>
                 <w:sz w:val="16"/>
               </w:rPr>
-              <w:t>Rever somente quest?es lentas/erradas: inversa, composi??o de transforma??es, substitui??o regressiva e rob?/matriz homog?nea.</w:t>
+              <w:t>Rever somente questões lentas/erradas: inversa, composição de transformações, substituição regressiva e robô/matriz homogênea.</w:t>
             </w:r>
           </w:p>
         </w:tc>
@@ -463,7 +463,7 @@
                 <w:b w:val="0"/>
                 <w:sz w:val="16"/>
               </w:rPr>
-              <w:t>4 ? Reserva</w:t>
+              <w:t>4 – Reserva</w:t>
             </w:r>
           </w:p>
         </w:tc>
@@ -490,7 +490,7 @@
                 <w:b w:val="0"/>
                 <w:sz w:val="16"/>
               </w:rPr>
-              <w:t>Aulas VII?IX: ponto flutuante, condicionamento, estabilidade e LU</w:t>
+              <w:t>Aulas VII–IX: ponto flutuante, condicionamento, estabilidade e LU</w:t>
             </w:r>
           </w:p>
         </w:tc>
@@ -517,7 +517,7 @@
                 <w:b w:val="0"/>
                 <w:sz w:val="16"/>
               </w:rPr>
-              <w:t>Reconhecer conceitos, diferen?as e finalidade; aprofundar s? se as prioridades 1?3 estiverem firmes.</w:t>
+              <w:t>Reconhecer conceitos, diferenças e finalidade; aprofundar só se as prioridades 1–3 estiverem firmes.</w:t>
             </w:r>
           </w:p>
         </w:tc>
@@ -560,7 +560,7 @@
                 <w:color w:val="17365D"/>
                 <w:sz w:val="18"/>
               </w:rPr>
-              <w:t>Regra de estudo: tente cada item por 15?25 min sem solu??o. Se travar, anote exatamente onde; consulte o gabarito/resolu??o, feche-o e refa?a a quest?o do zero.</w:t>
+              <w:t>Regra de estudo: tente cada item por 15–25 min sem solução. Se travar, anote exatamente onde; consulte o gabarito/resolução, feche-o e refaça a questão do zero.</w:t>
             </w:r>
           </w:p>
         </w:tc>
@@ -581,12 +581,12 @@
         <w:pStyle w:val="Heading1"/>
       </w:pPr>
       <w:r>
-        <w:t>Domingo, 04/10 ? 8 horas l?quidas</w:t>
+        <w:t>Domingo, 04/10 – 8 horas líquidas</w:t>
       </w:r>
     </w:p>
     <w:p>
       <w:r>
-        <w:t>Sugest?o de hor?rios; pode deslocar o in?cio, mantendo a dura??o e a ordem. Fa?a pausas curtas entre blocos e uma pausa longa para almo?o.</w:t>
+        <w:t>Sugestão de horários; pode deslocar o início, mantendo a duração e a ordem. Faça pausas curtas entre blocos e uma pausa longa para almoço.</w:t>
       </w:r>
     </w:p>
     <w:tbl>
@@ -626,7 +626,7 @@
                 <w:color w:val="FFFFFF"/>
                 <w:sz w:val="16"/>
               </w:rPr>
-              <w:t>Hor?rio</w:t>
+              <w:t>Horário</w:t>
             </w:r>
           </w:p>
         </w:tc>
@@ -682,7 +682,7 @@
                 <w:color w:val="FFFFFF"/>
                 <w:sz w:val="16"/>
               </w:rPr>
-              <w:t>Tarefa e crit?rio de conclus?o</w:t>
+              <w:t>Tarefa e critério de conclusão</w:t>
             </w:r>
           </w:p>
         </w:tc>
@@ -710,7 +710,7 @@
                 <w:b w:val="0"/>
                 <w:sz w:val="16"/>
               </w:rPr>
-              <w:t>09:00?10:30</w:t>
+              <w:t>09:00–10:30</w:t>
             </w:r>
           </w:p>
         </w:tc>
@@ -762,7 +762,7 @@
                 <w:b w:val="0"/>
                 <w:sz w:val="16"/>
               </w:rPr>
-              <w:t>Terminar a P1_ALC_2025_1 em modo prova, sem consulta (retomar do ponto em que parou hoje). Marque d?vidas, n?o interrompa para estudar teoria.</w:t>
+              <w:t>Terminar a P1_ALC_2025_1 em modo prova, sem consulta (retomar do ponto em que parou hoje). Marque dúvidas, não interrompa para estudar teoria.</w:t>
             </w:r>
           </w:p>
         </w:tc>
@@ -791,7 +791,7 @@
                 <w:b w:val="0"/>
                 <w:sz w:val="16"/>
               </w:rPr>
-              <w:t>10:45?11:45</w:t>
+              <w:t>10:45–11:45</w:t>
             </w:r>
           </w:p>
         </w:tc>
@@ -845,7 +845,7 @@
                 <w:b w:val="0"/>
                 <w:sz w:val="16"/>
               </w:rPr>
-              <w:t>Corrigir com o gabarito. Para cada erro, registrar: conceito, passo que falhou e uma a??o corretiva. Refa?a ao menos um item errado sem olhar.</w:t>
+              <w:t>Corrigir com o gabarito. Para cada erro, registrar: conceito, passo que falhou e uma ação corretiva. Refaça ao menos um item errado sem olhar.</w:t>
             </w:r>
           </w:p>
         </w:tc>
@@ -873,7 +873,7 @@
                 <w:b w:val="0"/>
                 <w:sz w:val="16"/>
               </w:rPr>
-              <w:t>13:00?14:30</w:t>
+              <w:t>13:00–14:30</w:t>
             </w:r>
           </w:p>
         </w:tc>
@@ -925,7 +925,7 @@
                 <w:b w:val="0"/>
                 <w:sz w:val="16"/>
               </w:rPr>
-              <w:t>Lista 2, Q1 e Q2: descri??o de subespa?os/span; combina??o linear; coordenadas em base S, matriz de mudan?a e representa??o de operador. Escreva as matrizes e explique a conven??o usada.</w:t>
+              <w:t>Lista 2, Q1 e Q2: descrição de subespaços/span; combinação linear; coordenadas em base S, matriz de mudança e representação de operador. Escreva as matrizes e explique a convenção usada.</w:t>
             </w:r>
           </w:p>
         </w:tc>
@@ -954,7 +954,7 @@
                 <w:b w:val="0"/>
                 <w:sz w:val="16"/>
               </w:rPr>
-              <w:t>14:45?15:45</w:t>
+              <w:t>14:45–15:45</w:t>
             </w:r>
           </w:p>
         </w:tc>
@@ -1008,7 +1008,7 @@
                 <w:b w:val="0"/>
                 <w:sz w:val="16"/>
               </w:rPr>
-              <w:t>Lista 2, Q3: Schaum 7.57 e 7.65. Teste os axiomas de produto interno (incluindo positividade definida) e encontre uma base do subespa?o ortogonal.</w:t>
+              <w:t>Lista 2, Q3: Schaum 7.57 e 7.65. Teste os axiomas de produto interno (incluindo positividade definida) e encontre uma base do subespaço ortogonal.</w:t>
             </w:r>
           </w:p>
         </w:tc>
@@ -1036,7 +1036,7 @@
                 <w:b w:val="0"/>
                 <w:sz w:val="16"/>
               </w:rPr>
-              <w:t>16:00?17:00</w:t>
+              <w:t>16:00–17:00</w:t>
             </w:r>
           </w:p>
         </w:tc>
@@ -1088,7 +1088,7 @@
                 <w:b w:val="0"/>
                 <w:sz w:val="16"/>
               </w:rPr>
-              <w:t>Lista 2, Q4: Ford 7.32. Teste rank(uv?), nulidade e ||uv?||? = ||u||?||v||?; al?m da experi?ncia em Python, escreva a justificativa.</w:t>
+              <w:t>Lista 2, Q4: Ford 7.32. Teste rank(uvᵀ), nulidade e ‖uvᵀ‖₂ = ‖u‖₂‖v‖₂; além da experiência em Python, escreva a justificativa.</w:t>
             </w:r>
           </w:p>
         </w:tc>
@@ -1117,7 +1117,7 @@
                 <w:b w:val="0"/>
                 <w:sz w:val="16"/>
               </w:rPr>
-              <w:t>17:15?18:15</w:t>
+              <w:t>17:15–18:15</w:t>
             </w:r>
           </w:p>
         </w:tc>
@@ -1171,7 +1171,7 @@
                 <w:b w:val="0"/>
                 <w:sz w:val="16"/>
               </w:rPr>
-              <w:t>Lista 2, Q5: Ford 6.38 e 6.39. Implemente/teste ortogonalidade pelas duas abordagens solicitadas; entenda P?P = I e compare os resultados.</w:t>
+              <w:t>Lista 2, Q5: Ford 6.38 e 6.39. Implemente/teste ortogonalidade pelas duas abordagens solicitadas; entenda PᵀP = I e compare os resultados.</w:t>
             </w:r>
           </w:p>
         </w:tc>
@@ -1199,7 +1199,7 @@
                 <w:b w:val="0"/>
                 <w:sz w:val="16"/>
               </w:rPr>
-              <w:t>18:30?19:30</w:t>
+              <w:t>18:30–19:30</w:t>
             </w:r>
           </w:p>
         </w:tc>
@@ -1251,7 +1251,7 @@
                 <w:b w:val="0"/>
                 <w:sz w:val="16"/>
               </w:rPr>
-              <w:t>P1 Q3 e Q5: encontre autovalores e autovetores; normalize pela norma Manhattan (||v||? = 1) como o enunciado pede. Depois revise o c?lculo/estimativa da norma-p 2?2 sem numpy.linalg.</w:t>
+              <w:t>P1 Q3 e Q5: encontre autovalores e autovetores; normalize pela norma Manhattan (‖v‖₁ = 1) como o enunciado pede. Depois revise o cálculo/estimativa da norma-p 2×2 sem numpy.linalg.</w:t>
             </w:r>
           </w:p>
         </w:tc>
@@ -1267,7 +1267,7 @@
         <w:pStyle w:val="Heading1"/>
       </w:pPr>
       <w:r>
-        <w:t>Segunda, 05/10 ? 2 horas</w:t>
+        <w:t>Segunda, 05/10 – 2 horas</w:t>
       </w:r>
     </w:p>
     <w:tbl>
@@ -1388,7 +1388,7 @@
                 <w:b w:val="0"/>
                 <w:sz w:val="16"/>
               </w:rPr>
-              <w:t>Lista 1 por pontos fracos: escolha as quest?es que foram mais lentas/erradas. Confira inversa e Gauss?Jordan (Q1), ordem de composi??o (Q3), condi??o de diagonal n?o nula na substitui??o regressiva (Q4) e transforma??o homog?nea/rob? (Q5). Como a lista j? foi refeita, n?o repita itens dominados.</w:t>
+              <w:t>Lista 1 por pontos fracos: escolha as questões que foram mais lentas/erradas. Confira inversa e Gauss–Jordan (Q1), ordem de composição (Q3), condição de diagonal não nula na substituição regressiva (Q4) e transformação homogênea/robô (Q5). Como a lista já foi refeita, não repita itens dominados.</w:t>
             </w:r>
           </w:p>
         </w:tc>
@@ -1444,7 +1444,7 @@
                 <w:b w:val="0"/>
                 <w:sz w:val="16"/>
               </w:rPr>
-              <w:t>P1 Q4 + produto interno: reconstrua a demonstra??o da bissetriz a partir de produto escalar/normas; revise defini??es e um exemplo. Feche com 10 min para explicar em voz alta a diferen?a entre prova direta e verifica??o num?rica.</w:t>
+              <w:t>P1 Q4 + produto interno: reconstrua a demonstração da bissetriz a partir de produto escalar/normas; revise definições e um exemplo. Feche com 10 min para explicar em voz alta a diferença entre prova direta e verificação numérica.</w:t>
             </w:r>
           </w:p>
         </w:tc>
@@ -1465,7 +1465,7 @@
         <w:pStyle w:val="Heading1"/>
       </w:pPr>
       <w:r>
-        <w:t>Ter?a e quarta ? 4 horas finais</w:t>
+        <w:t>Terça e quarta – 4 horas finais</w:t>
       </w:r>
     </w:p>
     <w:tbl>
@@ -1532,7 +1532,7 @@
                 <w:color w:val="FFFFFF"/>
                 <w:sz w:val="16"/>
               </w:rPr>
-              <w:t>Tarefa e entrega verific?vel</w:t>
+              <w:t>Tarefa e entrega verificável</w:t>
             </w:r>
           </w:p>
         </w:tc>
@@ -1560,7 +1560,7 @@
                 <w:b w:val="0"/>
                 <w:sz w:val="16"/>
               </w:rPr>
-              <w:t>Ter?a, 06/10</w:t>
+              <w:t>Terça, 06/10</w:t>
               <w:br/>
               <w:t>60 min</w:t>
             </w:r>
@@ -1588,7 +1588,7 @@
                 <w:b w:val="0"/>
                 <w:sz w:val="16"/>
               </w:rPr>
-              <w:t>Autovalores e autovetores (P1 Q3; ALC Parte VI; Ford cap. 5): calcule o polin?mio caracter?stico, resolva (A??I)v = 0, confira o vetor e normalize exatamente na norma solicitada. Fa?a sem software primeiro.</w:t>
+              <w:t>Autovalores e autovetores (P1 Q3; ALC Parte VI; Ford cap. 5): calcule o polinômio característico, resolva (A−λI)v = 0, confira o vetor e normalize exatamente na norma solicitada. Faça sem software primeiro.</w:t>
             </w:r>
           </w:p>
         </w:tc>
@@ -1617,7 +1617,7 @@
                 <w:b w:val="0"/>
                 <w:sz w:val="16"/>
               </w:rPr>
-              <w:t>Ter?a, 06/10</w:t>
+              <w:t>Terça, 06/10</w:t>
               <w:br/>
               <w:t>45 min</w:t>
             </w:r>
@@ -1646,7 +1646,7 @@
                 <w:b w:val="0"/>
                 <w:sz w:val="16"/>
               </w:rPr>
-              <w:t>Normas (P1 Q5; ALC Parte VI; Ford cap. 7): diferencie norma vetorial e norma matricial induzida; fa?a uma estimativa/c?lculo de norma-p 2?2 sem numpy.linalg e revise o c?digo da P1.</w:t>
+              <w:t>Normas (P1 Q5; ALC Parte VI; Ford cap. 7): diferencie norma vetorial e norma matricial induzida; faça uma estimativa/cálculo de norma-p 2×2 sem numpy.linalg e revise o código da P1.</w:t>
             </w:r>
           </w:p>
         </w:tc>
@@ -1674,7 +1674,7 @@
                 <w:b w:val="0"/>
                 <w:sz w:val="16"/>
               </w:rPr>
-              <w:t>Ter?a, 06/10</w:t>
+              <w:t>Terça, 06/10</w:t>
               <w:br/>
               <w:t>15 min</w:t>
             </w:r>
@@ -1702,7 +1702,7 @@
                 <w:b w:val="0"/>
                 <w:sz w:val="16"/>
               </w:rPr>
-              <w:t>Feche lacunas da Lista 2 Q5: ortogonalidade por colunas e por P?P = I. Se j? estiver seguro, use o tempo para rever mudan?a de base.</w:t>
+              <w:t>Feche lacunas da Lista 2 Q5: ortogonalidade por colunas e por PᵀP = I. Se já estiver seguro, use o tempo para rever mudança de base.</w:t>
             </w:r>
           </w:p>
         </w:tc>
@@ -1760,7 +1760,7 @@
                 <w:b w:val="0"/>
                 <w:sz w:val="16"/>
               </w:rPr>
-              <w:t>Mini-simulado sem consulta: escolha 3?4 quest?es mistas entre P1 2025 e Lista 2 (uma de base/span, uma de autovalor, uma prova/produto interno e uma norma ou ortogonalidade). Controle o tempo e escreva justificativas completas.</w:t>
+              <w:t>Mini-simulado sem consulta: escolha 3–4 questões mistas entre P1 2025 e Lista 2 (uma de base/span, uma de autovalor, uma prova/produto interno e uma norma ou ortogonalidade). Controle o tempo e escreva justificativas completas.</w:t>
             </w:r>
           </w:p>
         </w:tc>
@@ -1816,7 +1816,7 @@
                 <w:b w:val="0"/>
                 <w:sz w:val="16"/>
               </w:rPr>
-              <w:t>Corrija o mini-simulado; refa?a os dois erros mais importantes em folha limpa. N?o abra um t?pico novo.</w:t>
+              <w:t>Corrija o mini-simulado; refaça os dois erros mais importantes em folha limpa. Não abra um tópico novo.</w:t>
             </w:r>
           </w:p>
         </w:tc>
@@ -1874,7 +1874,7 @@
                 <w:b w:val="0"/>
                 <w:sz w:val="16"/>
               </w:rPr>
-              <w:t>Revis?o-rel?mpago das Partes VII?IX: arredondamento/erro, condicionamento versus estabilidade, papel de LU, substitui??es direta/regressiva e por que pivoteamento parcial ajuda. Pare ao terminar; preserve o descanso antes da prova.</w:t>
+              <w:t>Revisão-relâmpago das Partes VII–IX: arredondamento/erro, condicionamento versus estabilidade, papel de LU, substituições direta/regressiva e por que pivoteamento parcial ajuda. Pare ao terminar; preserve o descanso antes da prova.</w:t>
             </w:r>
           </w:p>
         </w:tc>
@@ -1890,7 +1890,7 @@
         <w:pStyle w:val="Heading1"/>
       </w:pPr>
       <w:r>
-        <w:t>Checklist de dom?nio para a v?spera</w:t>
+        <w:t>Checklist de domínio para a véspera</w:t>
       </w:r>
     </w:p>
     <w:p>
@@ -1900,7 +1900,7 @@
         <w:ind w:left="274" w:hanging="202"/>
       </w:pPr>
       <w:r>
-        <w:t>Sei testar independ?ncia linear, descrever span/subespa?o e obter dimens?o/posto em exemplos pequenos.</w:t>
+        <w:t>Sei testar independência linear, descrever span/subespaço e obter dimensão/posto em exemplos pequenos.</w:t>
       </w:r>
     </w:p>
     <w:p>
@@ -1910,7 +1910,7 @@
         <w:ind w:left="274" w:hanging="202"/>
       </w:pPr>
       <w:r>
-        <w:t>Sei converter coordenadas entre bases e representar o mesmo operador em outra base, sem inverter a conven??o de P.</w:t>
+        <w:t>Sei converter coordenadas entre bases e representar o mesmo operador em outra base, sem inverter a convenção de P.</w:t>
       </w:r>
     </w:p>
     <w:p>
@@ -1920,7 +1920,7 @@
         <w:ind w:left="274" w:hanging="202"/>
       </w:pPr>
       <w:r>
-        <w:t>Sei compor transforma??es na ordem correta; sei explicar por que escala e rota??o podem n?o comutar.</w:t>
+        <w:t>Sei compor transformações na ordem correta; sei explicar por que escala e rotação podem não comutar.</w:t>
       </w:r>
     </w:p>
     <w:p>
@@ -1930,7 +1930,7 @@
         <w:ind w:left="274" w:hanging="202"/>
       </w:pPr>
       <w:r>
-        <w:t>Sei calcular autovalores, resolver o autoespa?o e normalizar conforme o enunciado (na P1 antiga, norma 1 ? Manhattan).</w:t>
+        <w:t>Sei calcular autovalores, resolver o autoespaço e normalizar conforme o enunciado (na P1 antiga, norma 1 = Manhattan).</w:t>
       </w:r>
     </w:p>
     <w:p>
@@ -1940,7 +1940,7 @@
         <w:ind w:left="274" w:hanging="202"/>
       </w:pPr>
       <w:r>
-        <w:t>Sei verificar produto interno, ortogonalidade e matriz ortogonal; sei justificar uma demonstra??o geom?trica com produto escalar.</w:t>
+        <w:t>Sei verificar produto interno, ortogonalidade e matriz ortogonal; sei justificar uma demonstração geométrica com produto escalar.</w:t>
       </w:r>
     </w:p>
     <w:p>
@@ -1950,7 +1950,7 @@
         <w:ind w:left="274" w:hanging="202"/>
       </w:pPr>
       <w:r>
-        <w:t>Sei distinguir norma de vetor, norma matricial e norma induzida; n?o dependo de numpy.linalg quando o enunciado pro?be.</w:t>
+        <w:t>Sei distinguir norma de vetor, norma matricial e norma induzida; não dependo de numpy.linalg quando o enunciado proíbe.</w:t>
       </w:r>
     </w:p>
     <w:p>
@@ -1960,7 +1960,7 @@
         <w:ind w:left="274" w:hanging="202"/>
       </w:pPr>
       <w:r>
-        <w:t>Consigo implementar substitui??o regressiva e tratar piv? diagonal nulo explicitamente.</w:t>
+        <w:t>Consigo implementar substituição regressiva e tratar pivô diagonal nulo explicitamente.</w:t>
       </w:r>
     </w:p>
     <w:p>
@@ -1973,12 +1973,12 @@
         <w:pStyle w:val="Heading1"/>
       </w:pPr>
       <w:r>
-        <w:t>Mapa dos materiais e refer?ncias</w:t>
+        <w:t>Mapa dos materiais e referências</w:t>
       </w:r>
     </w:p>
     <w:p>
       <w:r>
-        <w:t>O cruzamento abaixo orienta consulta r?pida: use livro para esclarecer uma quest?o concreta, n?o para ler cap?tulos inteiros nesta semana.</w:t>
+        <w:t>O cruzamento abaixo orienta consulta rápida: use livro para esclarecer uma questão concreta, não para ler capítulos inteiros nesta semana.</w:t>
       </w:r>
     </w:p>
     <w:tbl>
@@ -2099,7 +2099,7 @@
                 <w:b w:val="0"/>
                 <w:sz w:val="16"/>
               </w:rPr>
-              <w:t>Refer?ncia direta para o formato: LI/span/transforma??o; mudan?a de base em polin?mios; autovalores/autovetores; prova com produto interno; implementa??o de norma-p.</w:t>
+              <w:t>Referência direta para o formato: LI/span/transformação; mudança de base em polinômios; autovalores/autovetores; prova com produto interno; implementação de norma-p.</w:t>
             </w:r>
           </w:p>
         </w:tc>
@@ -2128,7 +2128,7 @@
                 <w:b w:val="0"/>
                 <w:sz w:val="16"/>
               </w:rPr>
-              <w:t>ALC___Lista_de_Exerc?cios_2.pdf</w:t>
+              <w:t>ALC___Lista_de_Exercícios_2.pdf</w:t>
             </w:r>
           </w:p>
         </w:tc>
@@ -2155,7 +2155,7 @@
                 <w:b w:val="0"/>
                 <w:sz w:val="16"/>
               </w:rPr>
-              <w:t>Prioridade m?xima neste fim de semana. Q1?Q2: span e bases; Q3: Schaum 7.57/7.65; Q4: Ford 7.32; Q5: Ford 6.38/6.39.</w:t>
+              <w:t>Prioridade máxima neste fim de semana. Q1–Q2: span e bases; Q3: Schaum 7.57/7.65; Q4: Ford 7.32; Q5: Ford 6.38/6.39.</w:t>
             </w:r>
           </w:p>
         </w:tc>
@@ -2183,7 +2183,7 @@
                 <w:b w:val="0"/>
                 <w:sz w:val="16"/>
               </w:rPr>
-              <w:t>ALC___Lista_de_Exerc?cios_1.pdf + resolu??o dispon?vel</w:t>
+              <w:t>ALC___Lista_de_Exercícios_1.pdf + resolução disponível</w:t>
             </w:r>
           </w:p>
         </w:tc>
@@ -2209,7 +2209,7 @@
                 <w:b w:val="0"/>
                 <w:sz w:val="16"/>
               </w:rPr>
-              <w:t>Lista j? refeita. Use como diagn?stico seletivo: inversa; composi??o/rota??o; substitui??o regressiva; cinem?tica e transforma??o homog?nea.</w:t>
+              <w:t>Lista já refeita. Use como diagnóstico seletivo: inversa; composição/rotação; substituição regressiva; cinemática e transformação homogênea.</w:t>
             </w:r>
           </w:p>
         </w:tc>
@@ -2238,7 +2238,7 @@
                 <w:b w:val="0"/>
                 <w:sz w:val="16"/>
               </w:rPr>
-              <w:t>Exerc?cios para a P1.pdf</w:t>
+              <w:t>Exercícios para a P1.pdf</w:t>
             </w:r>
           </w:p>
         </w:tc>
@@ -2265,7 +2265,7 @@
                 <w:b w:val="0"/>
                 <w:sz w:val="16"/>
               </w:rPr>
-              <w:t>Folhas 2?7: pr?tica complementar de conceitos de espa?o vetorial/base, transforma??es e autovalores. Se o tempo apertar, priorize os itens que refor?am P1 2025 e Lista 2.</w:t>
+              <w:t>Folhas 2–7: prática complementar de conceitos de espaço vetorial/base, transformações e autovalores. Se o tempo apertar, priorize os itens que reforçam P1 2025 e Lista 2.</w:t>
             </w:r>
           </w:p>
         </w:tc>
@@ -2293,7 +2293,7 @@
                 <w:b w:val="0"/>
                 <w:sz w:val="16"/>
               </w:rPr>
-              <w:t>Schaum ? Linear Algebra</w:t>
+              <w:t>Schaum – Linear Algebra</w:t>
             </w:r>
           </w:p>
         </w:tc>
@@ -2319,7 +2319,7 @@
                 <w:b w:val="0"/>
                 <w:sz w:val="16"/>
               </w:rPr>
-              <w:t>Cap. 4: espa?os vetoriais, span, LI, base/dimens?o; cap. 5?6: transforma??es e matrizes/mudan?a de base; cap. 7: produto interno e ortogonalidade (inclui 7.57/7.65); cap. 9: autovalores.</w:t>
+              <w:t>Cap. 4: espaços vetoriais, span, LI, base/dimensão; cap. 5–6: transformações e matrizes/mudança de base; cap. 7: produto interno e ortogonalidade (inclui 7.57/7.65); cap. 9: autovalores.</w:t>
             </w:r>
           </w:p>
         </w:tc>
@@ -2348,7 +2348,7 @@
                 <w:b w:val="0"/>
                 <w:sz w:val="16"/>
               </w:rPr>
-              <w:t>Ford ? Numerical Linear Algebra with Applications</w:t>
+              <w:t>Ford – Numerical Linear Algebra with Applications</w:t>
             </w:r>
           </w:p>
         </w:tc>
@@ -2375,7 +2375,7 @@
                 <w:b w:val="0"/>
                 <w:sz w:val="16"/>
               </w:rPr>
-              <w:t>Cap. 1?2: matrizes, transforma??es, sistemas/inversa; cap. 3: subespa?os e posto; cap. 5: autovalores; cap. 6: produto interno/ortogonalidade; cap. 7: normas (inclui 7.32); cap. 8?11: ponto flutuante, algoritmos, condicionamento e LU.</w:t>
+              <w:t>Cap. 1–2: matrizes, transformações, sistemas/inversa; cap. 3: subespaços e posto; cap. 5: autovalores; cap. 6: produto interno/ortogonalidade; cap. 7: normas (inclui 7.32); cap. 8–11: ponto flutuante, algoritmos, condicionamento e LU.</w:t>
             </w:r>
           </w:p>
         </w:tc>
@@ -2403,7 +2403,7 @@
                 <w:b w:val="0"/>
                 <w:sz w:val="16"/>
               </w:rPr>
-              <w:t>Aulas ALC ? Partes I?IX</w:t>
+              <w:t>Aulas ALC – Partes I–IX</w:t>
             </w:r>
           </w:p>
         </w:tc>
@@ -2429,7 +2429,7 @@
                 <w:b w:val="0"/>
                 <w:sz w:val="16"/>
               </w:rPr>
-              <w:t>II: t?cnicas de prova; III?IV: matrizes, transforma??es e sistemas; V?VI: espa?os, base, autovalores, produto interno e normas; VII?IX: aritm?tica num?rica, condicionamento, estabilidade, LU e pivoteamento.</w:t>
+              <w:t>II: técnicas de prova; III–IV: matrizes, transformações e sistemas; V–VI: espaços, base, autovalores, produto interno e normas; VII–IX: aritmética numérica, condicionamento, estabilidade, LU e pivoteamento.</w:t>
             </w:r>
           </w:p>
         </w:tc>
@@ -2448,11 +2448,9 @@
         <w:rPr>
           <w:b/>
         </w:rPr>
-        <w:t xml:space="preserve">Nota de escopo. </w:t>
+        <w:t>Nota de escopo. Os arquivos cobrem mais conteúdo do que aparece nas duas listas e na P1 anterior; não há um aviso de escopo da prova nos materiais examinados. Por isso, o plano dá peso maior ao que o professor recomendou (listas, P1 e revisão de exercícios) e inclui uma revisão curta das Partes VII–IX, sem presumir que esses tópicos estejam excluídos.</w:t>
       </w:r>
-      <w:r>
-        <w:t>Os arquivos cobrem mais conte?do do que aparece nas duas listas e na P1 anterior; n?o h? um aviso de escopo da prova nos materiais examinados. Por isso, o plano d? peso maior ao que o professor recomendou (listas, P1 e revis?o de exerc?cios) e inclui uma revis?o curta das Partes VII?IX, sem presumir que esses t?picos estejam exclu?dos.</w:t>
-      </w:r>
+      <w:r/>
     </w:p>
     <w:p>
       <w:pPr>
@@ -2462,11 +2460,9 @@
         <w:rPr>
           <w:b/>
         </w:rPr>
-        <w:t xml:space="preserve">Materiais de apoio para conferir suas tentativas: </w:t>
+        <w:t>Materiais de apoio para conferir suas tentativas: Lista Exercicios 1 Resolvida; Lista_Exercicios_2_ALC resolvida; gabarito da P1 2025. Use-os depois da tentativa, não como leitura passiva.</w:t>
       </w:r>
-      <w:r>
-        <w:t>Lista Exercicios 1 Resolvida; Lista_Exercicios_2_ALC resolvida; gabarito da P1 2025. Use-os depois da tentativa, n?o como leitura passiva.</w:t>
-      </w:r>
+      <w:r/>
     </w:p>
     <w:sectPr>
       <w:headerReference w:type="default" r:id="rId9"/>
@@ -2493,7 +2489,7 @@
         <w:color w:val="5B6B7A"/>
         <w:sz w:val="16"/>
       </w:rPr>
-      <w:t>Plano baseado nos materiais dispon?veis no reposit?rio  ?  Prova: quinta-feira, 08/10/2026</w:t>
+      <w:t>Plano baseado nos materiais disponíveis no repositório  •  Prova: quinta-feira, 08/10/2026</w:t>
     </w:r>
   </w:p>
 </w:ftr>
@@ -2513,7 +2509,7 @@
         <w:color w:val="5B6B7A"/>
         <w:sz w:val="16"/>
       </w:rPr>
-      <w:t>?LGEBRA LINEAR COMPUTACIONAL  |  ROTEIRO PARA A P1</w:t>
+      <w:t>ÁLGEBRA LINEAR COMPUTACIONAL  |  ROTEIRO PARA A P1</w:t>
     </w:r>
   </w:p>
 </w:hdr>
